--- a/p/k2a/Iusup_Abduliaparov_CV_Unity_Developer.docx
+++ b/p/k2a/Iusup_Abduliaparov_CV_Unity_Developer.docx
@@ -263,37 +263,8 @@
           <w:color w:val="1A1A1A"/>
           <w:sz w:val="20"/>
           <w:szCs w:val="20"/>
-          <w:lang w:val="en-US"/>
-        </w:rPr>
-        <w:t>I</w:t>
-      </w:r>
-      <w:r>
-        <w:rPr>
-          <w:rFonts w:ascii="Arial" w:hAnsi="Arial" w:cs="Arial"/>
-          <w:color w:val="1A1A1A"/>
-          <w:sz w:val="20"/>
-          <w:szCs w:val="20"/>
-        </w:rPr>
-        <w:t xml:space="preserve"> build interactive real-time 3D and WebGL applications with strong attention to architecture, performance and production constraints. Shipped and optimized a high-traffic Unity WebGL</w:t>
-      </w:r>
-      <w:r>
-        <w:rPr>
-          <w:rFonts w:ascii="Arial" w:hAnsi="Arial" w:cs="Arial"/>
-          <w:color w:val="1A1A1A"/>
-          <w:sz w:val="20"/>
-          <w:szCs w:val="20"/>
-          <w:lang w:val="en-US"/>
-        </w:rPr>
-        <w:t xml:space="preserve"> </w:t>
-      </w:r>
-      <w:r>
-        <w:rPr>
-          <w:rFonts w:ascii="Arial" w:hAnsi="Arial" w:cs="Arial"/>
-          <w:color w:val="1A1A1A"/>
-          <w:sz w:val="20"/>
-          <w:szCs w:val="20"/>
-        </w:rPr>
-        <w:t>product with 9M+ users.</w:t>
+        </w:rPr>
+        <w:t>Unity developer with 3 years of production experience shipping real-time 3D applications to WebGL game portals (Playgama, Yandex Games) and Android. Owned end-to-end engineering for nine WebGL titles built on a shared codebase and a high-traffic mobile product reaching 9M+ users. Focused on architecture, runtime performance and release stability under strict mobile-browser memory and build-size budgets.</w:t>
       </w:r>
     </w:p>
     <w:p>
@@ -424,7 +395,7 @@
           <w:sz w:val="20"/>
           <w:szCs w:val="20"/>
         </w:rPr>
-        <w:t>Owned Unity engineering for high-traffic WebGL and Android real-time applications, focusing on architecture, runtime performance, build size, release stability and production tooling.</w:t>
+        <w:t>Owned Unity engineering for a shared codebase shipping nine standalone WebGL titles (peaked at 5–10k DAU) plus a high-traffic mobile product reaching 9M+ users.</w:t>
       </w:r>
     </w:p>
     <w:p>
@@ -448,46 +419,7 @@
           <w:sz w:val="20"/>
           <w:szCs w:val="20"/>
         </w:rPr>
-        <w:t xml:space="preserve">Reduced WebGL build size from </w:t>
-      </w:r>
-      <w:r>
-        <w:rPr>
-          <w:rFonts w:ascii="Arial" w:hAnsi="Arial" w:cs="Arial"/>
-          <w:b/>
-          <w:bCs/>
-          <w:color w:val="1A1A1A"/>
-          <w:sz w:val="20"/>
-          <w:szCs w:val="20"/>
-        </w:rPr>
-        <w:t>100 MB to 20 MB</w:t>
-      </w:r>
-      <w:r>
-        <w:rPr>
-          <w:rFonts w:ascii="Arial" w:hAnsi="Arial" w:cs="Arial"/>
-          <w:color w:val="1A1A1A"/>
-          <w:sz w:val="20"/>
-          <w:szCs w:val="20"/>
-        </w:rPr>
-        <w:t xml:space="preserve"> through shader variant scoping, asset stripping and texture</w:t>
-      </w:r>
-      <w:r>
-        <w:rPr>
-          <w:rFonts w:ascii="Arial" w:hAnsi="Arial" w:cs="Arial"/>
-          <w:color w:val="1A1A1A"/>
-          <w:sz w:val="20"/>
-          <w:szCs w:val="20"/>
-          <w:lang w:val="en-US"/>
-        </w:rPr>
-        <w:t xml:space="preserve"> </w:t>
-      </w:r>
-      <w:r>
-        <w:rPr>
-          <w:rFonts w:ascii="Arial" w:hAnsi="Arial" w:cs="Arial"/>
-          <w:color w:val="1A1A1A"/>
-          <w:sz w:val="20"/>
-          <w:szCs w:val="20"/>
-        </w:rPr>
-        <w:t>audio re-encoding, improving accessibility for low-bandwidth browser users.</w:t>
+        <w:t>Built and maintained a shared Unity codebase shipping nine standalone WebGL titles (Find the Brainrots, Plane Builder, Plus-One Jump, Plus-One Run, Slimes, Build Island and others) from per-game feature branches; reusable services, state machine and save layer across all of them.</w:t>
       </w:r>
     </w:p>
     <w:p>
@@ -511,27 +443,7 @@
           <w:sz w:val="20"/>
           <w:szCs w:val="20"/>
         </w:rPr>
-        <w:t xml:space="preserve">Improved low-end Android performance from </w:t>
-      </w:r>
-      <w:r>
-        <w:rPr>
-          <w:rFonts w:ascii="Arial" w:hAnsi="Arial" w:cs="Arial"/>
-          <w:b/>
-          <w:bCs/>
-          <w:color w:val="1A1A1A"/>
-          <w:sz w:val="20"/>
-          <w:szCs w:val="20"/>
-        </w:rPr>
-        <w:t>~15 FPS to stable 60 FPS</w:t>
-      </w:r>
-      <w:r>
-        <w:rPr>
-          <w:rFonts w:ascii="Arial" w:hAnsi="Arial" w:cs="Arial"/>
-          <w:color w:val="1A1A1A"/>
-          <w:sz w:val="20"/>
-          <w:szCs w:val="20"/>
-        </w:rPr>
-        <w:t xml:space="preserve"> through GC allocation reduction, pooling, batching, physics-step tuning and profiler-driven optimization.</w:t>
+        <w:t>Reduced WebGL build size from 100 MB to 20 MB through shader-variant scoping, asset stripping and texture/audio re-encoding; improved low-end Android from ~15 FPS to stable 60 FPS via GC allocation reduction, pooling, batching and profiler-driven optimization; eliminated mobile-browser page reloads using on-demand Resources.Load with explicit UnloadUnusedAssets / GC.Collect between scene transitions.</w:t>
       </w:r>
     </w:p>
     <w:p>
@@ -555,27 +467,7 @@
           <w:sz w:val="20"/>
           <w:szCs w:val="20"/>
         </w:rPr>
-        <w:t xml:space="preserve">Designed a </w:t>
-      </w:r>
-      <w:r>
-        <w:rPr>
-          <w:rFonts w:ascii="Arial" w:hAnsi="Arial" w:cs="Arial"/>
-          <w:b/>
-          <w:bCs/>
-          <w:color w:val="1A1A1A"/>
-          <w:sz w:val="20"/>
-          <w:szCs w:val="20"/>
-        </w:rPr>
-        <w:t>reusable Unity architecture</w:t>
-      </w:r>
-      <w:r>
-        <w:rPr>
-          <w:rFonts w:ascii="Arial" w:hAnsi="Arial" w:cs="Arial"/>
-          <w:color w:val="1A1A1A"/>
-          <w:sz w:val="20"/>
-          <w:szCs w:val="20"/>
-        </w:rPr>
-        <w:t xml:space="preserve"> with DI, hierarchical state machines, ScriptableObject configuration, save-system abstraction, Addressables and SDK abstraction.</w:t>
+        <w:t>Built a 1k-line custom Rigidbody vehicle controller — spring-damper suspension with bump stops and sphere-cast wheel probes, drift, boost, downforce, air control and auto-recovery — refactored from an earlier ConfigurableJoint prototype to stabilize handling for the game's arcade feel.</w:t>
       </w:r>
     </w:p>
     <w:p>
@@ -599,27 +491,7 @@
           <w:sz w:val="20"/>
           <w:szCs w:val="20"/>
         </w:rPr>
-        <w:t xml:space="preserve">Built </w:t>
-      </w:r>
-      <w:r>
-        <w:rPr>
-          <w:rFonts w:ascii="Arial" w:hAnsi="Arial" w:cs="Arial"/>
-          <w:b/>
-          <w:bCs/>
-          <w:color w:val="1A1A1A"/>
-          <w:sz w:val="20"/>
-          <w:szCs w:val="20"/>
-        </w:rPr>
-        <w:t>Unity Editor tooling</w:t>
-      </w:r>
-      <w:r>
-        <w:rPr>
-          <w:rFonts w:ascii="Arial" w:hAnsi="Arial" w:cs="Arial"/>
-          <w:color w:val="1A1A1A"/>
-          <w:sz w:val="20"/>
-          <w:szCs w:val="20"/>
-        </w:rPr>
-        <w:t xml:space="preserve"> for asset import, ScriptableObject authoring and pre-build validation, reducing content setup time and preventing recurring release issues.</w:t>
+        <w:t>Designed a reusable Unity architecture: DI (VContainer / custom service locator), hierarchical state machines, ScriptableObject configuration and a multi-backend save abstraction (PlayerPrefs / Mirra SDK cloud sync) driving reactive UI through R3 ReactiveProperty.</w:t>
       </w:r>
     </w:p>
     <w:p>
@@ -643,7 +515,7 @@
           <w:sz w:val="20"/>
           <w:szCs w:val="20"/>
         </w:rPr>
-        <w:t>Supported production releases across WebGL and mobile platforms under strict performance, memory and build-size constraints.</w:t>
+        <w:t>Integrated production monetization stack — AppLovin MAX with 13 mediation adapters, Unity IAP, Google Play Billing and Play Core in-app updates — and five analytics SDKs (GameAnalytics, AppMetrica, AppsFlyer, ByteBrew, Firebase) behind a single facade.</w:t>
       </w:r>
     </w:p>
     <w:p>
@@ -667,8 +539,18 @@
           <w:sz w:val="20"/>
           <w:szCs w:val="20"/>
         </w:rPr>
-        <w:t xml:space="preserve">Optimized environment geometry from </w:t>
-      </w:r>
+        <w:t>Optimized environment geometry from ~1M to ~40k triangles on a mobile prototype via mesh decimation, LODs and silhouette-preserving proxies; supported production releases across WebGL and mobile platforms under strict performance, memory and build-size constraints.</w:t>
+      </w:r>
+    </w:p>
+    <w:p>
+      <w:pPr>
+        <w:spacing w:before="30" w:after="60"/>
+        <w:rPr>
+          <w:rFonts w:ascii="Arial" w:hAnsi="Arial" w:cs="Arial"/>
+          <w:sz w:val="20"/>
+          <w:szCs w:val="20"/>
+        </w:rPr>
+      </w:pPr>
       <w:r>
         <w:rPr>
           <w:rFonts w:ascii="Arial" w:hAnsi="Arial" w:cs="Arial"/>
@@ -678,7 +560,7 @@
           <w:sz w:val="20"/>
           <w:szCs w:val="20"/>
         </w:rPr>
-        <w:t>~1M to ~40k triangles</w:t>
+        <w:t xml:space="preserve">Tech: </w:t>
       </w:r>
       <w:r>
         <w:rPr>
@@ -687,37 +569,7 @@
           <w:sz w:val="20"/>
           <w:szCs w:val="20"/>
         </w:rPr>
-        <w:t xml:space="preserve"> on a mobile prototype via mesh decimation, LODs and silhouette-preserving proxies.</w:t>
-      </w:r>
-    </w:p>
-    <w:p>
-      <w:pPr>
-        <w:spacing w:before="30" w:after="60"/>
-        <w:rPr>
-          <w:rFonts w:ascii="Arial" w:hAnsi="Arial" w:cs="Arial"/>
-          <w:sz w:val="20"/>
-          <w:szCs w:val="20"/>
-        </w:rPr>
-      </w:pPr>
-      <w:r>
-        <w:rPr>
-          <w:rFonts w:ascii="Arial" w:hAnsi="Arial" w:cs="Arial"/>
-          <w:b/>
-          <w:bCs/>
-          <w:color w:val="1A1A1A"/>
-          <w:sz w:val="20"/>
-          <w:szCs w:val="20"/>
-        </w:rPr>
-        <w:t xml:space="preserve">Tech: </w:t>
-      </w:r>
-      <w:r>
-        <w:rPr>
-          <w:rFonts w:ascii="Arial" w:hAnsi="Arial" w:cs="Arial"/>
-          <w:color w:val="1A1A1A"/>
-          <w:sz w:val="20"/>
-          <w:szCs w:val="20"/>
-        </w:rPr>
-        <w:t>Unity, C#, Zenject, UniRx, UniTask, Addressables, WebGL/mobile profiling, editor tooling.</w:t>
+        <w:t>Unity, C#, URP, VContainer, R3, UniTask, Addressables, AppLovin MAX, Mirra SDK, Playgama.</w:t>
       </w:r>
     </w:p>
     <w:p>
@@ -757,7 +609,6 @@
           <w:rFonts w:ascii="Arial" w:hAnsi="Arial" w:cs="Arial"/>
           <w:sz w:val="20"/>
           <w:szCs w:val="20"/>
-          <w:lang w:val="en-US"/>
         </w:rPr>
       </w:pPr>
       <w:r>
@@ -776,7 +627,7 @@
           <w:sz w:val="20"/>
           <w:szCs w:val="20"/>
         </w:rPr>
-        <w:t xml:space="preserve"> C#, Unity, URP</w:t>
+        <w:t xml:space="preserve"> C#, Unity (URP)</w:t>
       </w:r>
     </w:p>
     <w:p>
@@ -790,7 +641,6 @@
           <w:rFonts w:ascii="Arial" w:hAnsi="Arial" w:cs="Arial"/>
           <w:sz w:val="20"/>
           <w:szCs w:val="20"/>
-          <w:lang w:val="en-US"/>
         </w:rPr>
       </w:pPr>
       <w:r>
@@ -809,7 +659,7 @@
           <w:sz w:val="20"/>
           <w:szCs w:val="20"/>
         </w:rPr>
-        <w:t xml:space="preserve"> SOLID, dependency injection, Zenject, lightweight custom context layer, hierarchical state machines, ScriptableObject-driven configuration, reactive event systems, save-system abstraction</w:t>
+        <w:t xml:space="preserve"> SOLID, dependency injection (VContainer, custom service locator), hierarchical state machines, ScriptableObject-driven configuration, reactive event systems (R3, UniRx, UniTask), save-system abstraction with multi-backend implementations</w:t>
       </w:r>
     </w:p>
     <w:p>
@@ -841,7 +691,7 @@
           <w:sz w:val="20"/>
           <w:szCs w:val="20"/>
         </w:rPr>
-        <w:t xml:space="preserve"> custom URP render features and passes, image-effect composition, WebGL shader budgeting, ShaderVariantCollection management</w:t>
+        <w:t xml:space="preserve"> URP customization, runtime render scaling and mipmap streaming, Cinemachine 3, Unity Animation Rigging</w:t>
       </w:r>
     </w:p>
     <w:p>
@@ -855,7 +705,6 @@
           <w:rFonts w:ascii="Arial" w:hAnsi="Arial" w:cs="Arial"/>
           <w:sz w:val="20"/>
           <w:szCs w:val="20"/>
-          <w:lang w:val="en-US"/>
         </w:rPr>
       </w:pPr>
       <w:r>
@@ -874,7 +723,7 @@
           <w:sz w:val="20"/>
           <w:szCs w:val="20"/>
         </w:rPr>
-        <w:t xml:space="preserve"> ConfigurableJoints, multi-rigidbody systems, procedural meshes, blendshape-driven deformation</w:t>
+        <w:t xml:space="preserve"> custom Rigidbody vehicle controller (spring-damper suspension, sphere-cast probes, drift/boost/air-control), ConfigurableJoints, multi-rigidbody systems, procedural meshes</w:t>
       </w:r>
     </w:p>
     <w:p>
@@ -888,7 +737,6 @@
           <w:rFonts w:ascii="Arial" w:hAnsi="Arial" w:cs="Arial"/>
           <w:sz w:val="20"/>
           <w:szCs w:val="20"/>
-          <w:lang w:val="en-US"/>
         </w:rPr>
       </w:pPr>
       <w:r>
@@ -899,15 +747,15 @@
           <w:sz w:val="20"/>
           <w:szCs w:val="20"/>
         </w:rPr>
-        <w:t>Performance:</w:t>
-      </w:r>
-      <w:r>
-        <w:rPr>
-          <w:rFonts w:ascii="Arial" w:hAnsi="Arial" w:cs="Arial"/>
-          <w:sz w:val="20"/>
-          <w:szCs w:val="20"/>
-        </w:rPr>
-        <w:t xml:space="preserve"> Unity Profiler, Memory Profiler, GC allocation reduction, draw-call analysis and batching, WebGL build-size optimization, low-end Android profiling</w:t>
+        <w:t>Platform SDKs:</w:t>
+      </w:r>
+      <w:r>
+        <w:rPr>
+          <w:rFonts w:ascii="Arial" w:hAnsi="Arial" w:cs="Arial"/>
+          <w:sz w:val="20"/>
+          <w:szCs w:val="20"/>
+        </w:rPr>
+        <w:t xml:space="preserve"> AppLovin MAX (13 mediation adapters), Unity IAP, Google Play Billing &amp; Play Core, Mirra SDK 5, Playgama Bridge (WebGL portals)</w:t>
       </w:r>
     </w:p>
     <w:p>
@@ -921,7 +769,6 @@
           <w:rFonts w:ascii="Arial" w:hAnsi="Arial" w:cs="Arial"/>
           <w:sz w:val="20"/>
           <w:szCs w:val="20"/>
-          <w:lang w:val="en-US"/>
         </w:rPr>
       </w:pPr>
       <w:r>
@@ -932,6 +779,71 @@
           <w:sz w:val="20"/>
           <w:szCs w:val="20"/>
         </w:rPr>
+        <w:t>Analytics:</w:t>
+      </w:r>
+      <w:r>
+        <w:rPr>
+          <w:rFonts w:ascii="Arial" w:hAnsi="Arial" w:cs="Arial"/>
+          <w:sz w:val="20"/>
+          <w:szCs w:val="20"/>
+        </w:rPr>
+        <w:t xml:space="preserve"> GameAnalytics, AppMetrica, AppsFlyer, ByteBrew, Firebase Analytics</w:t>
+      </w:r>
+    </w:p>
+    <w:p>
+      <w:pPr>
+        <w:pStyle w:val="ListParagraph"/>
+        <w:numPr>
+          <w:ilvl w:val="0"/>
+          <w:numId w:val="4"/>
+        </w:numPr>
+        <w:rPr>
+          <w:rFonts w:ascii="Arial" w:hAnsi="Arial" w:cs="Arial"/>
+          <w:sz w:val="20"/>
+          <w:szCs w:val="20"/>
+          <w:lang w:val="en-US"/>
+        </w:rPr>
+      </w:pPr>
+      <w:r>
+        <w:rPr>
+          <w:rFonts w:ascii="Arial" w:hAnsi="Arial" w:cs="Arial"/>
+          <w:b/>
+          <w:bCs/>
+          <w:sz w:val="20"/>
+          <w:szCs w:val="20"/>
+        </w:rPr>
+        <w:t>Performance:</w:t>
+      </w:r>
+      <w:r>
+        <w:rPr>
+          <w:rFonts w:ascii="Arial" w:hAnsi="Arial" w:cs="Arial"/>
+          <w:sz w:val="20"/>
+          <w:szCs w:val="20"/>
+        </w:rPr>
+        <w:t xml:space="preserve"> Unity Profiler, Memory Profiler, GC allocation reduction, draw-call analysis and batching, WebGL build-size optimization, low-end Android profiling</w:t>
+      </w:r>
+    </w:p>
+    <w:p>
+      <w:pPr>
+        <w:pStyle w:val="ListParagraph"/>
+        <w:numPr>
+          <w:ilvl w:val="0"/>
+          <w:numId w:val="4"/>
+        </w:numPr>
+        <w:rPr>
+          <w:rFonts w:ascii="Arial" w:hAnsi="Arial" w:cs="Arial"/>
+          <w:sz w:val="20"/>
+          <w:szCs w:val="20"/>
+        </w:rPr>
+      </w:pPr>
+      <w:r>
+        <w:rPr>
+          <w:rFonts w:ascii="Arial" w:hAnsi="Arial" w:cs="Arial"/>
+          <w:b/>
+          <w:bCs/>
+          <w:sz w:val="20"/>
+          <w:szCs w:val="20"/>
+        </w:rPr>
         <w:t>Production Tooling:</w:t>
       </w:r>
       <w:r>
@@ -940,7 +852,7 @@
           <w:sz w:val="20"/>
           <w:szCs w:val="20"/>
         </w:rPr>
-        <w:t xml:space="preserve"> Addressables, editor tooling, content pipelines, build pipelines, pre-build validation, Git, code review, mentoring</w:t>
+        <w:t xml:space="preserve"> Addressables, Unity Localization, custom Editor tools, content pipelines, pre-build validation, Git</w:t>
       </w:r>
     </w:p>
     <w:p>

--- a/p/k2a/Iusup_Abduliaparov_CV_Unity_Developer.docx
+++ b/p/k2a/Iusup_Abduliaparov_CV_Unity_Developer.docx
@@ -264,7 +264,7 @@
           <w:sz w:val="20"/>
           <w:szCs w:val="20"/>
         </w:rPr>
-        <w:t>Unity developer with 3 years of production experience shipping real-time 3D applications to WebGL game portals (Playgama, Yandex Games) and Android. Owned end-to-end engineering for nine WebGL titles built on a shared codebase and a high-traffic mobile product reaching 9M+ users. Focused on architecture, runtime performance and release stability under strict mobile-browser memory and build-size budgets.</w:t>
+        <w:t>Unity developer with 3 years of production experience shipping real-time 3D applications to WebGL game portals (Playgama, Yandex Games) and Android. Owned end-to-end engineering for a high-traffic Unity WebGL product reaching 9M+ users at 40k DAU peak, plus nine standalone WebGL titles built on a shared codebase. Focused on architecture, runtime performance and release stability under strict mobile-browser memory and build-size budgets.</w:t>
       </w:r>
     </w:p>
     <w:p>
@@ -395,7 +395,7 @@
           <w:sz w:val="20"/>
           <w:szCs w:val="20"/>
         </w:rPr>
-        <w:t>Owned Unity engineering for a shared codebase shipping nine standalone WebGL titles (peaked at 5–10k DAU) plus a high-traffic mobile product reaching 9M+ users.</w:t>
+        <w:t>Owned Unity engineering for a high-traffic Unity WebGL product reaching 9M+ users at 40k DAU peak, plus nine standalone WebGL titles built on a shared codebase.</w:t>
       </w:r>
     </w:p>
     <w:p>

--- a/p/k2a/Iusup_Abduliaparov_CV_Unity_Developer.docx
+++ b/p/k2a/Iusup_Abduliaparov_CV_Unity_Developer.docx
@@ -363,7 +363,7 @@
           <w:sz w:val="20"/>
           <w:szCs w:val="20"/>
         </w:rPr>
-        <w:t xml:space="preserve">2023 – </w:t>
+        <w:t xml:space="preserve">2023 to </w:t>
       </w:r>
       <w:r>
         <w:rPr>
@@ -467,7 +467,7 @@
           <w:sz w:val="20"/>
           <w:szCs w:val="20"/>
         </w:rPr>
-        <w:t>Built a 1k-line custom Rigidbody vehicle controller — spring-damper suspension with bump stops and sphere-cast wheel probes, drift, boost, downforce, air control and auto-recovery — refactored from an earlier ConfigurableJoint prototype to stabilize handling for the game's arcade feel.</w:t>
+        <w:t>Built a 1k-line custom Rigidbody vehicle controller: spring-damper suspension with bump stops and sphere-cast wheel probes, drift, boost, downforce, air control and auto-recovery; refactored from an earlier ConfigurableJoint prototype to stabilize handling for the game's arcade feel.</w:t>
       </w:r>
     </w:p>
     <w:p>
@@ -515,7 +515,7 @@
           <w:sz w:val="20"/>
           <w:szCs w:val="20"/>
         </w:rPr>
-        <w:t>Integrated production monetization stack — AppLovin MAX with 13 mediation adapters, Unity IAP, Google Play Billing and Play Core in-app updates — and five analytics SDKs (GameAnalytics, AppMetrica, AppsFlyer, ByteBrew, Firebase) behind a single facade.</w:t>
+        <w:t>Integrated production monetization stack: AppLovin MAX with 13 mediation adapters, Unity IAP, Google Play Billing and Play Core in-app updates, plus five analytics SDKs (GameAnalytics, AppMetrica, AppsFlyer, ByteBrew, Firebase) behind a single facade.</w:t>
       </w:r>
     </w:p>
     <w:p>
@@ -951,7 +951,7 @@
           <w:sz w:val="20"/>
           <w:szCs w:val="20"/>
         </w:rPr>
-        <w:t>2024 – Present</w:t>
+        <w:t>2024 to Present</w:t>
       </w:r>
     </w:p>
     <w:p>
@@ -1020,7 +1020,7 @@
           <w:sz w:val="20"/>
           <w:szCs w:val="20"/>
         </w:rPr>
-        <w:t>2022 – 2024</w:t>
+        <w:t>2022 to 2024</w:t>
       </w:r>
     </w:p>
     <w:sectPr>

--- a/p/k2a/Iusup_Abduliaparov_CV_Unity_Developer.docx
+++ b/p/k2a/Iusup_Abduliaparov_CV_Unity_Developer.docx
@@ -180,12 +180,38 @@
             <w:rFonts w:ascii="Arial" w:hAnsi="Arial" w:cs="Arial"/>
             <w:b/>
             <w:bCs/>
-            <w:color w:val="000000" w:themeColor="text1"/>
+            <w:color w:val="auto"/>
             <w:sz w:val="22"/>
             <w:szCs w:val="22"/>
             <w:lang w:val="en-US"/>
           </w:rPr>
-          <w:t>Portfolio</w:t>
+          <w:t>Po</w:t>
+        </w:r>
+        <w:r>
+          <w:rPr>
+            <w:rStyle w:val="Hyperlink"/>
+            <w:rFonts w:ascii="Arial" w:hAnsi="Arial" w:cs="Arial"/>
+            <w:b/>
+            <w:bCs/>
+            <w:color w:val="auto"/>
+            <w:sz w:val="22"/>
+            <w:szCs w:val="22"/>
+            <w:lang w:val="en-US"/>
+          </w:rPr>
+          <w:t>r</w:t>
+        </w:r>
+        <w:r>
+          <w:rPr>
+            <w:rStyle w:val="Hyperlink"/>
+            <w:rFonts w:ascii="Arial" w:hAnsi="Arial" w:cs="Arial"/>
+            <w:b/>
+            <w:bCs/>
+            <w:color w:val="auto"/>
+            <w:sz w:val="22"/>
+            <w:szCs w:val="22"/>
+            <w:lang w:val="en-US"/>
+          </w:rPr>
+          <w:t>tfolio</w:t>
         </w:r>
       </w:hyperlink>
       <w:r>
@@ -264,7 +290,64 @@
           <w:sz w:val="20"/>
           <w:szCs w:val="20"/>
         </w:rPr>
-        <w:t>Unity developer with 3 years of production experience shipping real-time 3D applications to WebGL game portals (Playgama, Yandex Games) and Android. Owned end-to-end engineering for a high-traffic Unity WebGL product reaching 9M+ users at 40k DAU peak, plus nine standalone WebGL titles built on a shared codebase. Focused on architecture, runtime performance and release stability under strict mobile-browser memory and build-size budgets.</w:t>
+        <w:t>Unity developer with 3 years of production experience shipping real-time 3D applications to WebGL game portals</w:t>
+      </w:r>
+      <w:r>
+        <w:rPr>
+          <w:rFonts w:ascii="Arial" w:hAnsi="Arial" w:cs="Arial"/>
+          <w:color w:val="1A1A1A"/>
+          <w:sz w:val="20"/>
+          <w:szCs w:val="20"/>
+          <w:lang w:val="en-US"/>
+        </w:rPr>
+        <w:t xml:space="preserve">: </w:t>
+      </w:r>
+      <w:r>
+        <w:rPr>
+          <w:rFonts w:ascii="Arial" w:hAnsi="Arial" w:cs="Arial"/>
+          <w:color w:val="1A1A1A"/>
+          <w:sz w:val="20"/>
+          <w:szCs w:val="20"/>
+        </w:rPr>
+        <w:t>Playgama, Yandex Games</w:t>
+      </w:r>
+      <w:r>
+        <w:rPr>
+          <w:rFonts w:ascii="Arial" w:hAnsi="Arial" w:cs="Arial"/>
+          <w:color w:val="1A1A1A"/>
+          <w:sz w:val="20"/>
+          <w:szCs w:val="20"/>
+          <w:lang w:val="en-US"/>
+        </w:rPr>
+        <w:t xml:space="preserve">, Game Distribution </w:t>
+      </w:r>
+      <w:r>
+        <w:rPr>
+          <w:rFonts w:ascii="Arial" w:hAnsi="Arial" w:cs="Arial"/>
+          <w:color w:val="1A1A1A"/>
+          <w:sz w:val="20"/>
+          <w:szCs w:val="20"/>
+        </w:rPr>
+        <w:t>and Android</w:t>
+      </w:r>
+      <w:r>
+        <w:rPr>
+          <w:rFonts w:ascii="Arial" w:hAnsi="Arial" w:cs="Arial"/>
+          <w:color w:val="1A1A1A"/>
+          <w:sz w:val="20"/>
+          <w:szCs w:val="20"/>
+          <w:lang w:val="en-US"/>
+        </w:rPr>
+        <w:t>: Google Play</w:t>
+      </w:r>
+      <w:r>
+        <w:rPr>
+          <w:rFonts w:ascii="Arial" w:hAnsi="Arial" w:cs="Arial"/>
+          <w:color w:val="1A1A1A"/>
+          <w:sz w:val="20"/>
+          <w:szCs w:val="20"/>
+        </w:rPr>
+        <w:t>. Owned end-to-end engineering for a high-traffic Unity WebGL product reaching 9M+ users at 40k DAU peak, plus nine standalone WebGL titles built on a shared codebase. Focused on architecture, runtime performance and release stability under strict mobile-browser memory and build-size budgets.</w:t>
       </w:r>
     </w:p>
     <w:p>
@@ -491,7 +574,7 @@
           <w:sz w:val="20"/>
           <w:szCs w:val="20"/>
         </w:rPr>
-        <w:t>Designed a reusable Unity architecture: DI (VContainer / custom service locator), hierarchical state machines, ScriptableObject configuration and a multi-backend save abstraction (PlayerPrefs / Mirra SDK cloud sync) driving reactive UI through R3 ReactiveProperty.</w:t>
+        <w:t>Designed a reusable Unity architecture: DI (VContainer / custom service locator), hierarchical state machines, ScriptableObject configuration and a multi-backend save abstraction (PlayerPrefs / SDK cloud sync) driving reactive UI through R3 ReactiveProperty.</w:t>
       </w:r>
     </w:p>
     <w:p>
@@ -569,7 +652,26 @@
           <w:sz w:val="20"/>
           <w:szCs w:val="20"/>
         </w:rPr>
-        <w:t>Unity, C#, URP, VContainer, R3, UniTask, Addressables, AppLovin MAX, Mirra SDK, Playgama.</w:t>
+        <w:t>Unity, C#, URP, VContainer, R3, UniTask, Addressables, AppLovin MAX, Mirra SDK, Playgama</w:t>
+      </w:r>
+      <w:r>
+        <w:rPr>
+          <w:rFonts w:ascii="Arial" w:hAnsi="Arial" w:cs="Arial"/>
+          <w:color w:val="1A1A1A"/>
+          <w:sz w:val="20"/>
+          <w:szCs w:val="20"/>
+          <w:lang w:val="en-US"/>
+        </w:rPr>
+        <w:t>SDK</w:t>
+      </w:r>
+      <w:r>
+        <w:rPr>
+          <w:rFonts w:ascii="Arial" w:hAnsi="Arial" w:cs="Arial"/>
+          <w:color w:val="1A1A1A"/>
+          <w:sz w:val="20"/>
+          <w:szCs w:val="20"/>
+        </w:rPr>
+        <w:t>.</w:t>
       </w:r>
     </w:p>
     <w:p>
